--- a/Board reviews/Power Amp Stage.docx
+++ b/Board reviews/Power Amp Stage.docx
@@ -92,8 +92,128 @@
         <w:t>?</w:t>
       </w:r>
     </w:p>
+    <w:p>
+      <w:pPr>
+        <w:rPr>
+          <w:rFonts w:ascii="Times New Roman" w:hAnsi="Times New Roman" w:cs="Times New Roman"/>
+        </w:rPr>
+      </w:pPr>
+    </w:p>
+    <w:p>
+      <w:pPr>
+        <w:rPr>
+          <w:rFonts w:ascii="Times New Roman" w:hAnsi="Times New Roman" w:cs="Times New Roman"/>
+        </w:rPr>
+      </w:pPr>
+      <w:r>
+        <w:rPr>
+          <w:rFonts w:ascii="Times New Roman" w:hAnsi="Times New Roman" w:cs="Times New Roman"/>
+        </w:rPr>
+        <w:drawing>
+          <wp:inline distT="0" distB="0" distL="0" distR="0" wp14:anchorId="33EAF345" wp14:editId="57A4AA3C">
+            <wp:extent cx="4037162" cy="2612510"/>
+            <wp:effectExtent l="0" t="0" r="1905" b="0"/>
+            <wp:docPr id="1169104825" name="Picture 1"/>
+            <wp:cNvGraphicFramePr>
+              <a:graphicFrameLocks xmlns:a="http://schemas.openxmlformats.org/drawingml/2006/main" noChangeAspect="1"/>
+            </wp:cNvGraphicFramePr>
+            <a:graphic xmlns:a="http://schemas.openxmlformats.org/drawingml/2006/main">
+              <a:graphicData uri="http://schemas.openxmlformats.org/drawingml/2006/picture">
+                <pic:pic xmlns:pic="http://schemas.openxmlformats.org/drawingml/2006/picture">
+                  <pic:nvPicPr>
+                    <pic:cNvPr id="1169104825" name=""/>
+                    <pic:cNvPicPr/>
+                  </pic:nvPicPr>
+                  <pic:blipFill>
+                    <a:blip r:embed="rId7"/>
+                    <a:stretch>
+                      <a:fillRect/>
+                    </a:stretch>
+                  </pic:blipFill>
+                  <pic:spPr>
+                    <a:xfrm>
+                      <a:off x="0" y="0"/>
+                      <a:ext cx="4039143" cy="2613792"/>
+                    </a:xfrm>
+                    <a:prstGeom prst="rect">
+                      <a:avLst/>
+                    </a:prstGeom>
+                  </pic:spPr>
+                </pic:pic>
+              </a:graphicData>
+            </a:graphic>
+          </wp:inline>
+        </w:drawing>
+      </w:r>
+    </w:p>
+    <w:p>
+      <w:pPr>
+        <w:rPr>
+          <w:rFonts w:ascii="Times New Roman" w:hAnsi="Times New Roman" w:cs="Times New Roman"/>
+        </w:rPr>
+      </w:pPr>
+      <w:r>
+        <w:rPr>
+          <w:rFonts w:ascii="Times New Roman" w:hAnsi="Times New Roman" w:cs="Times New Roman"/>
+        </w:rPr>
+        <w:t>Ground should be bottom pins. Pins 1 and 2 on the left and Pin 1 on the right should be GND</w:t>
+      </w:r>
+    </w:p>
+    <w:p>
+      <w:pPr>
+        <w:rPr>
+          <w:rFonts w:ascii="Times New Roman" w:hAnsi="Times New Roman" w:cs="Times New Roman"/>
+        </w:rPr>
+      </w:pPr>
+      <w:r>
+        <w:rPr>
+          <w:rFonts w:ascii="Times New Roman" w:hAnsi="Times New Roman" w:cs="Times New Roman"/>
+        </w:rPr>
+        <w:drawing>
+          <wp:inline distT="0" distB="0" distL="0" distR="0" wp14:anchorId="6F324F93" wp14:editId="687F4D0C">
+            <wp:extent cx="1802921" cy="1702360"/>
+            <wp:effectExtent l="0" t="0" r="6985" b="0"/>
+            <wp:docPr id="1755337955" name="Picture 1"/>
+            <wp:cNvGraphicFramePr>
+              <a:graphicFrameLocks xmlns:a="http://schemas.openxmlformats.org/drawingml/2006/main" noChangeAspect="1"/>
+            </wp:cNvGraphicFramePr>
+            <a:graphic xmlns:a="http://schemas.openxmlformats.org/drawingml/2006/main">
+              <a:graphicData uri="http://schemas.openxmlformats.org/drawingml/2006/picture">
+                <pic:pic xmlns:pic="http://schemas.openxmlformats.org/drawingml/2006/picture">
+                  <pic:nvPicPr>
+                    <pic:cNvPr id="1755337955" name=""/>
+                    <pic:cNvPicPr/>
+                  </pic:nvPicPr>
+                  <pic:blipFill>
+                    <a:blip r:embed="rId8"/>
+                    <a:stretch>
+                      <a:fillRect/>
+                    </a:stretch>
+                  </pic:blipFill>
+                  <pic:spPr>
+                    <a:xfrm>
+                      <a:off x="0" y="0"/>
+                      <a:ext cx="1806546" cy="1705783"/>
+                    </a:xfrm>
+                    <a:prstGeom prst="rect">
+                      <a:avLst/>
+                    </a:prstGeom>
+                  </pic:spPr>
+                </pic:pic>
+              </a:graphicData>
+            </a:graphic>
+          </wp:inline>
+        </w:drawing>
+      </w:r>
+      <w:r>
+        <w:rPr>
+          <w:rFonts w:ascii="Times New Roman" w:hAnsi="Times New Roman" w:cs="Times New Roman"/>
+        </w:rPr>
+        <w:t xml:space="preserve"> Same here</w:t>
+      </w:r>
+    </w:p>
     <w:sectPr>
-      <w:headerReference w:type="default" r:id="rId7"/>
+      <w:headerReference w:type="default" r:id="rId9"/>
       <w:pgSz w:w="12240" w:h="15840"/>
       <w:pgMar w:top="1440" w:right="1440" w:bottom="1440" w:left="1440" w:header="720" w:footer="720" w:gutter="0"/>
       <w:cols w:space="720"/>

--- a/Board reviews/Power Amp Stage.docx
+++ b/Board reviews/Power Amp Stage.docx
@@ -108,6 +108,7 @@
       <w:r>
         <w:rPr>
           <w:rFonts w:ascii="Times New Roman" w:hAnsi="Times New Roman" w:cs="Times New Roman"/>
+          <w:noProof/>
         </w:rPr>
         <w:drawing>
           <wp:inline distT="0" distB="0" distL="0" distR="0" wp14:anchorId="33EAF345" wp14:editId="57A4AA3C">
@@ -168,6 +169,7 @@
       <w:r>
         <w:rPr>
           <w:rFonts w:ascii="Times New Roman" w:hAnsi="Times New Roman" w:cs="Times New Roman"/>
+          <w:noProof/>
         </w:rPr>
         <w:drawing>
           <wp:inline distT="0" distB="0" distL="0" distR="0" wp14:anchorId="6F324F93" wp14:editId="687F4D0C">
@@ -212,8 +214,700 @@
         <w:t xml:space="preserve"> Same here</w:t>
       </w:r>
     </w:p>
+    <w:p>
+      <w:pPr>
+        <w:rPr>
+          <w:rFonts w:ascii="Times New Roman" w:hAnsi="Times New Roman" w:cs="Times New Roman"/>
+        </w:rPr>
+      </w:pPr>
+    </w:p>
+    <w:p>
+      <w:pPr>
+        <w:rPr>
+          <w:rFonts w:ascii="Times New Roman" w:hAnsi="Times New Roman" w:cs="Times New Roman"/>
+        </w:rPr>
+      </w:pPr>
+    </w:p>
+    <w:p>
+      <w:pPr>
+        <w:rPr>
+          <w:rFonts w:ascii="Times New Roman" w:hAnsi="Times New Roman" w:cs="Times New Roman"/>
+        </w:rPr>
+      </w:pPr>
+      <w:r>
+        <w:rPr>
+          <w:rFonts w:ascii="Times New Roman" w:hAnsi="Times New Roman" w:cs="Times New Roman"/>
+          <w:noProof/>
+        </w:rPr>
+        <w:lastRenderedPageBreak/>
+        <mc:AlternateContent>
+          <mc:Choice Requires="wpi">
+            <w:drawing>
+              <wp:anchor distT="0" distB="0" distL="114300" distR="114300" simplePos="0" relativeHeight="251662336" behindDoc="0" locked="0" layoutInCell="1" allowOverlap="1" wp14:anchorId="243574FE" wp14:editId="4DABA6B2">
+                <wp:simplePos x="0" y="0"/>
+                <wp:positionH relativeFrom="column">
+                  <wp:posOffset>1951990</wp:posOffset>
+                </wp:positionH>
+                <wp:positionV relativeFrom="paragraph">
+                  <wp:posOffset>1666240</wp:posOffset>
+                </wp:positionV>
+                <wp:extent cx="2988375" cy="862330"/>
+                <wp:effectExtent l="76200" t="57150" r="2540" b="71120"/>
+                <wp:wrapNone/>
+                <wp:docPr id="1300196040" name="Ink 7"/>
+                <wp:cNvGraphicFramePr/>
+                <a:graphic xmlns:a="http://schemas.openxmlformats.org/drawingml/2006/main">
+                  <a:graphicData uri="http://schemas.microsoft.com/office/word/2010/wordprocessingInk">
+                    <w14:contentPart bwMode="auto" r:id="rId9">
+                      <w14:nvContentPartPr>
+                        <w14:cNvContentPartPr/>
+                      </w14:nvContentPartPr>
+                      <w14:xfrm>
+                        <a:off x="0" y="0"/>
+                        <a:ext cx="2988375" cy="862330"/>
+                      </w14:xfrm>
+                    </w14:contentPart>
+                  </a:graphicData>
+                </a:graphic>
+              </wp:anchor>
+            </w:drawing>
+          </mc:Choice>
+          <mc:Fallback>
+            <w:pict>
+              <v:shapetype w14:anchorId="47F8DE4C" id="_x0000_t75" coordsize="21600,21600" o:spt="75" o:preferrelative="t" path="m@4@5l@4@11@9@11@9@5xe" filled="f" stroked="f">
+                <v:stroke joinstyle="miter"/>
+                <v:formulas>
+                  <v:f eqn="if lineDrawn pixelLineWidth 0"/>
+                  <v:f eqn="sum @0 1 0"/>
+                  <v:f eqn="sum 0 0 @1"/>
+                  <v:f eqn="prod @2 1 2"/>
+                  <v:f eqn="prod @3 21600 pixelWidth"/>
+                  <v:f eqn="prod @3 21600 pixelHeight"/>
+                  <v:f eqn="sum @0 0 1"/>
+                  <v:f eqn="prod @6 1 2"/>
+                  <v:f eqn="prod @7 21600 pixelWidth"/>
+                  <v:f eqn="sum @8 21600 0"/>
+                  <v:f eqn="prod @7 21600 pixelHeight"/>
+                  <v:f eqn="sum @10 21600 0"/>
+                </v:formulas>
+                <v:path o:extrusionok="f" gradientshapeok="t" o:connecttype="rect"/>
+                <o:lock v:ext="edit" aspectratio="t"/>
+              </v:shapetype>
+              <v:shape id="Ink 7" o:spid="_x0000_s1026" type="#_x0000_t75" style="position:absolute;margin-left:152.3pt;margin-top:129.8pt;width:238.1pt;height:70.7pt;z-index:251662336;visibility:visible;mso-wrap-style:square;mso-wrap-distance-left:9pt;mso-wrap-distance-top:0;mso-wrap-distance-right:9pt;mso-wrap-distance-bottom:0;mso-position-horizontal:absolute;mso-position-horizontal-relative:text;mso-position-vertical:absolute;mso-position-vertical-relative:text" o:gfxdata="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">
+                <v:imagedata r:id="rId10" o:title=""/>
+              </v:shape>
+            </w:pict>
+          </mc:Fallback>
+        </mc:AlternateContent>
+      </w:r>
+      <w:r>
+        <w:rPr>
+          <w:rFonts w:ascii="Times New Roman" w:hAnsi="Times New Roman" w:cs="Times New Roman"/>
+          <w:noProof/>
+        </w:rPr>
+        <mc:AlternateContent>
+          <mc:Choice Requires="wpi">
+            <w:drawing>
+              <wp:anchor distT="0" distB="0" distL="114300" distR="114300" simplePos="0" relativeHeight="251659264" behindDoc="0" locked="0" layoutInCell="1" allowOverlap="1" wp14:anchorId="4C91A279" wp14:editId="1488414E">
+                <wp:simplePos x="0" y="0"/>
+                <wp:positionH relativeFrom="column">
+                  <wp:posOffset>1242142</wp:posOffset>
+                </wp:positionH>
+                <wp:positionV relativeFrom="paragraph">
+                  <wp:posOffset>2152597</wp:posOffset>
+                </wp:positionV>
+                <wp:extent cx="968400" cy="1020240"/>
+                <wp:effectExtent l="57150" t="57150" r="41275" b="66040"/>
+                <wp:wrapNone/>
+                <wp:docPr id="1601048519" name="Ink 4"/>
+                <wp:cNvGraphicFramePr/>
+                <a:graphic xmlns:a="http://schemas.openxmlformats.org/drawingml/2006/main">
+                  <a:graphicData uri="http://schemas.microsoft.com/office/word/2010/wordprocessingInk">
+                    <w14:contentPart bwMode="auto" r:id="rId11">
+                      <w14:nvContentPartPr>
+                        <w14:cNvContentPartPr/>
+                      </w14:nvContentPartPr>
+                      <w14:xfrm>
+                        <a:off x="0" y="0"/>
+                        <a:ext cx="968400" cy="1020240"/>
+                      </w14:xfrm>
+                    </w14:contentPart>
+                  </a:graphicData>
+                </a:graphic>
+              </wp:anchor>
+            </w:drawing>
+          </mc:Choice>
+          <mc:Fallback>
+            <w:pict>
+              <v:shape w14:anchorId="035018FD" id="Ink 4" o:spid="_x0000_s1026" type="#_x0000_t75" style="position:absolute;margin-left:96.4pt;margin-top:168.1pt;width:79.05pt;height:83.2pt;z-index:251659264;visibility:visible;mso-wrap-style:square;mso-wrap-distance-left:9pt;mso-wrap-distance-top:0;mso-wrap-distance-right:9pt;mso-wrap-distance-bottom:0;mso-position-horizontal:absolute;mso-position-horizontal-relative:text;mso-position-vertical:absolute;mso-position-vertical-relative:text" o:gfxdata="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">
+                <v:imagedata r:id="rId12" o:title=""/>
+              </v:shape>
+            </w:pict>
+          </mc:Fallback>
+        </mc:AlternateContent>
+      </w:r>
+      <w:r>
+        <w:rPr>
+          <w:rFonts w:ascii="Times New Roman" w:hAnsi="Times New Roman" w:cs="Times New Roman"/>
+        </w:rPr>
+        <w:drawing>
+          <wp:inline distT="0" distB="0" distL="0" distR="0" wp14:anchorId="3599B279" wp14:editId="3B7CD531">
+            <wp:extent cx="5943600" cy="3514725"/>
+            <wp:effectExtent l="0" t="0" r="0" b="9525"/>
+            <wp:docPr id="1316805055" name="Picture 1"/>
+            <wp:cNvGraphicFramePr>
+              <a:graphicFrameLocks xmlns:a="http://schemas.openxmlformats.org/drawingml/2006/main" noChangeAspect="1"/>
+            </wp:cNvGraphicFramePr>
+            <a:graphic xmlns:a="http://schemas.openxmlformats.org/drawingml/2006/main">
+              <a:graphicData uri="http://schemas.openxmlformats.org/drawingml/2006/picture">
+                <pic:pic xmlns:pic="http://schemas.openxmlformats.org/drawingml/2006/picture">
+                  <pic:nvPicPr>
+                    <pic:cNvPr id="1316805055" name=""/>
+                    <pic:cNvPicPr/>
+                  </pic:nvPicPr>
+                  <pic:blipFill>
+                    <a:blip r:embed="rId13"/>
+                    <a:stretch>
+                      <a:fillRect/>
+                    </a:stretch>
+                  </pic:blipFill>
+                  <pic:spPr>
+                    <a:xfrm>
+                      <a:off x="0" y="0"/>
+                      <a:ext cx="5943600" cy="3514725"/>
+                    </a:xfrm>
+                    <a:prstGeom prst="rect">
+                      <a:avLst/>
+                    </a:prstGeom>
+                  </pic:spPr>
+                </pic:pic>
+              </a:graphicData>
+            </a:graphic>
+          </wp:inline>
+        </w:drawing>
+      </w:r>
+    </w:p>
+    <w:p>
+      <w:pPr>
+        <w:rPr>
+          <w:rFonts w:ascii="Times New Roman" w:hAnsi="Times New Roman" w:cs="Times New Roman"/>
+        </w:rPr>
+      </w:pPr>
+      <w:r>
+        <w:rPr>
+          <w:rFonts w:ascii="Times New Roman" w:hAnsi="Times New Roman" w:cs="Times New Roman"/>
+        </w:rPr>
+        <w:t xml:space="preserve">Moving the connector *might* improve signal quality, because it is now at the end of the signal </w:t>
+      </w:r>
+      <w:r>
+        <w:rPr>
+          <w:rFonts w:ascii="Times New Roman" w:hAnsi="Times New Roman" w:cs="Times New Roman"/>
+        </w:rPr>
+        <w:t>githu</w:t>
+      </w:r>
+      <w:r>
+        <w:rPr>
+          <w:rFonts w:ascii="Times New Roman" w:hAnsi="Times New Roman" w:cs="Times New Roman"/>
+        </w:rPr>
+        <w:t>path</w:t>
+      </w:r>
+    </w:p>
+    <w:p>
+      <w:pPr>
+        <w:rPr>
+          <w:rFonts w:ascii="Times New Roman" w:hAnsi="Times New Roman" w:cs="Times New Roman"/>
+        </w:rPr>
+      </w:pPr>
+    </w:p>
+    <w:p>
+      <w:pPr>
+        <w:rPr>
+          <w:rFonts w:ascii="Times New Roman" w:hAnsi="Times New Roman" w:cs="Times New Roman"/>
+        </w:rPr>
+      </w:pPr>
+      <w:r>
+        <w:rPr>
+          <w:rFonts w:ascii="Times New Roman" w:hAnsi="Times New Roman" w:cs="Times New Roman"/>
+        </w:rPr>
+        <w:drawing>
+          <wp:inline distT="0" distB="0" distL="0" distR="0" wp14:anchorId="4F197A8E" wp14:editId="0044E39B">
+            <wp:extent cx="3957638" cy="2445195"/>
+            <wp:effectExtent l="0" t="0" r="5080" b="0"/>
+            <wp:docPr id="732908145" name="Picture 1"/>
+            <wp:cNvGraphicFramePr>
+              <a:graphicFrameLocks xmlns:a="http://schemas.openxmlformats.org/drawingml/2006/main" noChangeAspect="1"/>
+            </wp:cNvGraphicFramePr>
+            <a:graphic xmlns:a="http://schemas.openxmlformats.org/drawingml/2006/main">
+              <a:graphicData uri="http://schemas.openxmlformats.org/drawingml/2006/picture">
+                <pic:pic xmlns:pic="http://schemas.openxmlformats.org/drawingml/2006/picture">
+                  <pic:nvPicPr>
+                    <pic:cNvPr id="732908145" name=""/>
+                    <pic:cNvPicPr/>
+                  </pic:nvPicPr>
+                  <pic:blipFill>
+                    <a:blip r:embed="rId14"/>
+                    <a:stretch>
+                      <a:fillRect/>
+                    </a:stretch>
+                  </pic:blipFill>
+                  <pic:spPr>
+                    <a:xfrm>
+                      <a:off x="0" y="0"/>
+                      <a:ext cx="3959833" cy="2446551"/>
+                    </a:xfrm>
+                    <a:prstGeom prst="rect">
+                      <a:avLst/>
+                    </a:prstGeom>
+                  </pic:spPr>
+                </pic:pic>
+              </a:graphicData>
+            </a:graphic>
+          </wp:inline>
+        </w:drawing>
+      </w:r>
+    </w:p>
+    <w:p>
+      <w:pPr>
+        <w:rPr>
+          <w:rFonts w:ascii="Times New Roman" w:hAnsi="Times New Roman" w:cs="Times New Roman"/>
+        </w:rPr>
+      </w:pPr>
+      <w:r>
+        <w:rPr>
+          <w:rFonts w:ascii="Times New Roman" w:hAnsi="Times New Roman" w:cs="Times New Roman"/>
+        </w:rPr>
+        <w:t>Thermal reliefs too small for high current carrying paths. Make the connections solid instead. Add more vias to connect the layers.</w:t>
+      </w:r>
+    </w:p>
+    <w:p>
+      <w:pPr>
+        <w:rPr>
+          <w:rFonts w:ascii="Times New Roman" w:hAnsi="Times New Roman" w:cs="Times New Roman"/>
+        </w:rPr>
+      </w:pPr>
+    </w:p>
+    <w:p>
+      <w:pPr>
+        <w:rPr>
+          <w:rFonts w:ascii="Times New Roman" w:hAnsi="Times New Roman" w:cs="Times New Roman"/>
+        </w:rPr>
+      </w:pPr>
+    </w:p>
+    <w:p>
+      <w:pPr>
+        <w:rPr>
+          <w:rFonts w:ascii="Times New Roman" w:hAnsi="Times New Roman" w:cs="Times New Roman"/>
+          <w:b/>
+          <w:bCs/>
+          <w:color w:val="EE0000"/>
+          <w:sz w:val="32"/>
+          <w:szCs w:val="32"/>
+        </w:rPr>
+      </w:pPr>
+      <w:r>
+        <w:rPr>
+          <w:rFonts w:ascii="Times New Roman" w:hAnsi="Times New Roman" w:cs="Times New Roman"/>
+          <w:b/>
+          <w:bCs/>
+          <w:color w:val="EE0000"/>
+          <w:sz w:val="32"/>
+          <w:szCs w:val="32"/>
+        </w:rPr>
+        <w:lastRenderedPageBreak/>
+        <w:t>Change this!</w:t>
+      </w:r>
+    </w:p>
+    <w:p>
+      <w:pPr>
+        <w:rPr>
+          <w:rFonts w:ascii="Times New Roman" w:hAnsi="Times New Roman" w:cs="Times New Roman"/>
+        </w:rPr>
+      </w:pPr>
+      <w:r>
+        <w:rPr>
+          <w:rFonts w:ascii="Times New Roman" w:hAnsi="Times New Roman" w:cs="Times New Roman"/>
+        </w:rPr>
+        <w:drawing>
+          <wp:inline distT="0" distB="0" distL="0" distR="0" wp14:anchorId="59084BFC" wp14:editId="2478661C">
+            <wp:extent cx="3624146" cy="2571750"/>
+            <wp:effectExtent l="0" t="0" r="0" b="0"/>
+            <wp:docPr id="1287014834" name="Picture 1"/>
+            <wp:cNvGraphicFramePr>
+              <a:graphicFrameLocks xmlns:a="http://schemas.openxmlformats.org/drawingml/2006/main" noChangeAspect="1"/>
+            </wp:cNvGraphicFramePr>
+            <a:graphic xmlns:a="http://schemas.openxmlformats.org/drawingml/2006/main">
+              <a:graphicData uri="http://schemas.openxmlformats.org/drawingml/2006/picture">
+                <pic:pic xmlns:pic="http://schemas.openxmlformats.org/drawingml/2006/picture">
+                  <pic:nvPicPr>
+                    <pic:cNvPr id="1287014834" name=""/>
+                    <pic:cNvPicPr/>
+                  </pic:nvPicPr>
+                  <pic:blipFill>
+                    <a:blip r:embed="rId15"/>
+                    <a:stretch>
+                      <a:fillRect/>
+                    </a:stretch>
+                  </pic:blipFill>
+                  <pic:spPr>
+                    <a:xfrm>
+                      <a:off x="0" y="0"/>
+                      <a:ext cx="3628120" cy="2574570"/>
+                    </a:xfrm>
+                    <a:prstGeom prst="rect">
+                      <a:avLst/>
+                    </a:prstGeom>
+                  </pic:spPr>
+                </pic:pic>
+              </a:graphicData>
+            </a:graphic>
+          </wp:inline>
+        </w:drawing>
+      </w:r>
+    </w:p>
+    <w:p>
+      <w:pPr>
+        <w:rPr>
+          <w:rFonts w:ascii="Times New Roman" w:hAnsi="Times New Roman" w:cs="Times New Roman"/>
+        </w:rPr>
+      </w:pPr>
+      <w:r>
+        <w:rPr>
+          <w:rFonts w:ascii="Times New Roman" w:hAnsi="Times New Roman" w:cs="Times New Roman"/>
+        </w:rPr>
+        <w:t xml:space="preserve">Emitter resistors must be rated for the amount of current (power) flowing through them. 0805 resistors are not rated for this much power. If one resistor is not enough, you can parallel multiple resistors to share the current flow but make sure the equivalent resistance is equal to 4.7 ohms. </w:t>
+      </w:r>
+      <w:r>
+        <w:rPr>
+          <w:rFonts w:ascii="Times New Roman" w:hAnsi="Times New Roman" w:cs="Times New Roman"/>
+        </w:rPr>
+        <w:t>Might want to l</w:t>
+      </w:r>
+      <w:r>
+        <w:rPr>
+          <w:rFonts w:ascii="Times New Roman" w:hAnsi="Times New Roman" w:cs="Times New Roman"/>
+        </w:rPr>
+        <w:t>ook into these type of resistors:</w:t>
+      </w:r>
+      <w:r>
+        <w:rPr>
+          <w:rFonts w:ascii="Times New Roman" w:hAnsi="Times New Roman" w:cs="Times New Roman"/>
+        </w:rPr>
+        <w:br/>
+      </w:r>
+      <w:r>
+        <w:rPr>
+          <w:rFonts w:ascii="Times New Roman" w:hAnsi="Times New Roman" w:cs="Times New Roman"/>
+        </w:rPr>
+        <w:drawing>
+          <wp:inline distT="0" distB="0" distL="0" distR="0" wp14:anchorId="43B67D3F" wp14:editId="19244EBD">
+            <wp:extent cx="4267200" cy="1864165"/>
+            <wp:effectExtent l="0" t="0" r="0" b="3175"/>
+            <wp:docPr id="1974609777" name="Picture 1"/>
+            <wp:cNvGraphicFramePr>
+              <a:graphicFrameLocks xmlns:a="http://schemas.openxmlformats.org/drawingml/2006/main" noChangeAspect="1"/>
+            </wp:cNvGraphicFramePr>
+            <a:graphic xmlns:a="http://schemas.openxmlformats.org/drawingml/2006/main">
+              <a:graphicData uri="http://schemas.openxmlformats.org/drawingml/2006/picture">
+                <pic:pic xmlns:pic="http://schemas.openxmlformats.org/drawingml/2006/picture">
+                  <pic:nvPicPr>
+                    <pic:cNvPr id="1974609777" name=""/>
+                    <pic:cNvPicPr/>
+                  </pic:nvPicPr>
+                  <pic:blipFill>
+                    <a:blip r:embed="rId16"/>
+                    <a:stretch>
+                      <a:fillRect/>
+                    </a:stretch>
+                  </pic:blipFill>
+                  <pic:spPr>
+                    <a:xfrm>
+                      <a:off x="0" y="0"/>
+                      <a:ext cx="4277693" cy="1868749"/>
+                    </a:xfrm>
+                    <a:prstGeom prst="rect">
+                      <a:avLst/>
+                    </a:prstGeom>
+                  </pic:spPr>
+                </pic:pic>
+              </a:graphicData>
+            </a:graphic>
+          </wp:inline>
+        </w:drawing>
+      </w:r>
+    </w:p>
+    <w:p>
+      <w:pPr>
+        <w:rPr>
+          <w:rFonts w:ascii="Times New Roman" w:hAnsi="Times New Roman" w:cs="Times New Roman"/>
+        </w:rPr>
+      </w:pPr>
+      <w:hyperlink r:id="rId17" w:history="1">
+        <w:r>
+          <w:rPr>
+            <w:rStyle w:val="Hyperlink"/>
+            <w:rFonts w:ascii="Times New Roman" w:hAnsi="Times New Roman" w:cs="Times New Roman"/>
+          </w:rPr>
+          <w:t>https://www.digikey.com/en/products/detail/ohmite/45F700E/822514?gclsrc=aw.ds&amp;gad_source=1&amp;gad_campaignid=20232005509&amp;gbraid=0AAAAADrbLliuHNP6spSKVBbpgQ8634uKV&amp;gclid=CjwKCAjwjtTNBhB0EiwAuswYhjFWZgdJ4r9vpkrsfmZ7SnXZ2DlN_uV_YXcUEj7aXXJzm6rcLXk4XhoCIrgQAvD_BwE</w:t>
+        </w:r>
+      </w:hyperlink>
+    </w:p>
+    <w:p>
+      <w:pPr>
+        <w:rPr>
+          <w:rFonts w:ascii="Times New Roman" w:hAnsi="Times New Roman" w:cs="Times New Roman"/>
+        </w:rPr>
+      </w:pPr>
+    </w:p>
+    <w:p>
+      <w:pPr>
+        <w:rPr>
+          <w:rFonts w:ascii="Times New Roman" w:hAnsi="Times New Roman" w:cs="Times New Roman"/>
+        </w:rPr>
+      </w:pPr>
+    </w:p>
+    <w:p>
+      <w:pPr>
+        <w:rPr>
+          <w:rFonts w:ascii="Times New Roman" w:hAnsi="Times New Roman" w:cs="Times New Roman"/>
+        </w:rPr>
+      </w:pPr>
+    </w:p>
+    <w:p>
+      <w:pPr>
+        <w:rPr>
+          <w:rFonts w:ascii="Times New Roman" w:hAnsi="Times New Roman" w:cs="Times New Roman"/>
+        </w:rPr>
+      </w:pPr>
+    </w:p>
+    <w:p>
+      <w:pPr>
+        <w:rPr>
+          <w:rFonts w:ascii="Times New Roman" w:hAnsi="Times New Roman" w:cs="Times New Roman"/>
+        </w:rPr>
+      </w:pPr>
+    </w:p>
+    <w:p>
+      <w:pPr>
+        <w:rPr>
+          <w:rFonts w:ascii="Times New Roman" w:hAnsi="Times New Roman" w:cs="Times New Roman"/>
+        </w:rPr>
+      </w:pPr>
+      <w:r>
+        <w:rPr>
+          <w:rFonts w:ascii="Times New Roman" w:hAnsi="Times New Roman" w:cs="Times New Roman"/>
+          <w:noProof/>
+        </w:rPr>
+        <w:lastRenderedPageBreak/>
+        <mc:AlternateContent>
+          <mc:Choice Requires="wpi">
+            <w:drawing>
+              <wp:anchor distT="0" distB="0" distL="114300" distR="114300" simplePos="0" relativeHeight="251671552" behindDoc="0" locked="0" layoutInCell="1" allowOverlap="1" wp14:anchorId="789F44F1" wp14:editId="07382F6D">
+                <wp:simplePos x="0" y="0"/>
+                <wp:positionH relativeFrom="column">
+                  <wp:posOffset>1821180</wp:posOffset>
+                </wp:positionH>
+                <wp:positionV relativeFrom="paragraph">
+                  <wp:posOffset>2719705</wp:posOffset>
+                </wp:positionV>
+                <wp:extent cx="953770" cy="1563430"/>
+                <wp:effectExtent l="57150" t="57150" r="74930" b="74930"/>
+                <wp:wrapNone/>
+                <wp:docPr id="1868976907" name="Ink 16"/>
+                <wp:cNvGraphicFramePr/>
+                <a:graphic xmlns:a="http://schemas.openxmlformats.org/drawingml/2006/main">
+                  <a:graphicData uri="http://schemas.microsoft.com/office/word/2010/wordprocessingInk">
+                    <w14:contentPart bwMode="auto" r:id="rId18">
+                      <w14:nvContentPartPr>
+                        <w14:cNvContentPartPr/>
+                      </w14:nvContentPartPr>
+                      <w14:xfrm>
+                        <a:off x="0" y="0"/>
+                        <a:ext cx="953770" cy="1563430"/>
+                      </w14:xfrm>
+                    </w14:contentPart>
+                  </a:graphicData>
+                </a:graphic>
+              </wp:anchor>
+            </w:drawing>
+          </mc:Choice>
+          <mc:Fallback>
+            <w:pict>
+              <v:shape w14:anchorId="1D10A874" id="Ink 16" o:spid="_x0000_s1026" type="#_x0000_t75" style="position:absolute;margin-left:142pt;margin-top:212.75pt;width:77.9pt;height:125.9pt;z-index:251671552;visibility:visible;mso-wrap-style:square;mso-wrap-distance-left:9pt;mso-wrap-distance-top:0;mso-wrap-distance-right:9pt;mso-wrap-distance-bottom:0;mso-position-horizontal:absolute;mso-position-horizontal-relative:text;mso-position-vertical:absolute;mso-position-vertical-relative:text" o:gfxdata="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">
+                <v:imagedata r:id="rId19" o:title=""/>
+              </v:shape>
+            </w:pict>
+          </mc:Fallback>
+        </mc:AlternateContent>
+      </w:r>
+      <w:r>
+        <w:rPr>
+          <w:rFonts w:ascii="Times New Roman" w:hAnsi="Times New Roman" w:cs="Times New Roman"/>
+          <w:noProof/>
+        </w:rPr>
+        <mc:AlternateContent>
+          <mc:Choice Requires="wpi">
+            <w:drawing>
+              <wp:anchor distT="0" distB="0" distL="114300" distR="114300" simplePos="0" relativeHeight="251668480" behindDoc="0" locked="0" layoutInCell="1" allowOverlap="1" wp14:anchorId="432DEB03" wp14:editId="2B261105">
+                <wp:simplePos x="0" y="0"/>
+                <wp:positionH relativeFrom="column">
+                  <wp:posOffset>2378842</wp:posOffset>
+                </wp:positionH>
+                <wp:positionV relativeFrom="paragraph">
+                  <wp:posOffset>1319826</wp:posOffset>
+                </wp:positionV>
+                <wp:extent cx="704880" cy="1422720"/>
+                <wp:effectExtent l="57150" t="76200" r="76200" b="63500"/>
+                <wp:wrapNone/>
+                <wp:docPr id="173535101" name="Ink 13"/>
+                <wp:cNvGraphicFramePr/>
+                <a:graphic xmlns:a="http://schemas.openxmlformats.org/drawingml/2006/main">
+                  <a:graphicData uri="http://schemas.microsoft.com/office/word/2010/wordprocessingInk">
+                    <w14:contentPart bwMode="auto" r:id="rId20">
+                      <w14:nvContentPartPr>
+                        <w14:cNvContentPartPr/>
+                      </w14:nvContentPartPr>
+                      <w14:xfrm>
+                        <a:off x="0" y="0"/>
+                        <a:ext cx="704880" cy="1422720"/>
+                      </w14:xfrm>
+                    </w14:contentPart>
+                  </a:graphicData>
+                </a:graphic>
+              </wp:anchor>
+            </w:drawing>
+          </mc:Choice>
+          <mc:Fallback>
+            <w:pict>
+              <v:shape w14:anchorId="5D7A599C" id="Ink 13" o:spid="_x0000_s1026" type="#_x0000_t75" style="position:absolute;margin-left:185.9pt;margin-top:102.5pt;width:58.3pt;height:114.9pt;z-index:251668480;visibility:visible;mso-wrap-style:square;mso-wrap-distance-left:9pt;mso-wrap-distance-top:0;mso-wrap-distance-right:9pt;mso-wrap-distance-bottom:0;mso-position-horizontal:absolute;mso-position-horizontal-relative:text;mso-position-vertical:absolute;mso-position-vertical-relative:text" o:gfxdata="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">
+                <v:imagedata r:id="rId21" o:title=""/>
+              </v:shape>
+            </w:pict>
+          </mc:Fallback>
+        </mc:AlternateContent>
+      </w:r>
+      <w:r>
+        <w:rPr>
+          <w:rFonts w:ascii="Times New Roman" w:hAnsi="Times New Roman" w:cs="Times New Roman"/>
+          <w:noProof/>
+        </w:rPr>
+        <mc:AlternateContent>
+          <mc:Choice Requires="wpi">
+            <w:drawing>
+              <wp:anchor distT="0" distB="0" distL="114300" distR="114300" simplePos="0" relativeHeight="251667456" behindDoc="0" locked="0" layoutInCell="1" allowOverlap="1" wp14:anchorId="3B5A1F5A" wp14:editId="681256A4">
+                <wp:simplePos x="0" y="0"/>
+                <wp:positionH relativeFrom="column">
+                  <wp:posOffset>166370</wp:posOffset>
+                </wp:positionH>
+                <wp:positionV relativeFrom="paragraph">
+                  <wp:posOffset>161290</wp:posOffset>
+                </wp:positionV>
+                <wp:extent cx="2065315" cy="2553335"/>
+                <wp:effectExtent l="57150" t="57150" r="49530" b="75565"/>
+                <wp:wrapNone/>
+                <wp:docPr id="1184023282" name="Ink 12"/>
+                <wp:cNvGraphicFramePr/>
+                <a:graphic xmlns:a="http://schemas.openxmlformats.org/drawingml/2006/main">
+                  <a:graphicData uri="http://schemas.microsoft.com/office/word/2010/wordprocessingInk">
+                    <w14:contentPart bwMode="auto" r:id="rId22">
+                      <w14:nvContentPartPr>
+                        <w14:cNvContentPartPr/>
+                      </w14:nvContentPartPr>
+                      <w14:xfrm>
+                        <a:off x="0" y="0"/>
+                        <a:ext cx="2065315" cy="2553335"/>
+                      </w14:xfrm>
+                    </w14:contentPart>
+                  </a:graphicData>
+                </a:graphic>
+              </wp:anchor>
+            </w:drawing>
+          </mc:Choice>
+          <mc:Fallback>
+            <w:pict>
+              <v:shape w14:anchorId="49CEFCB4" id="Ink 12" o:spid="_x0000_s1026" type="#_x0000_t75" style="position:absolute;margin-left:11.7pt;margin-top:11.3pt;width:165.45pt;height:203.85pt;z-index:251667456;visibility:visible;mso-wrap-style:square;mso-wrap-distance-left:9pt;mso-wrap-distance-top:0;mso-wrap-distance-right:9pt;mso-wrap-distance-bottom:0;mso-position-horizontal:absolute;mso-position-horizontal-relative:text;mso-position-vertical:absolute;mso-position-vertical-relative:text" o:gfxdata="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">
+                <v:imagedata r:id="rId23" o:title=""/>
+              </v:shape>
+            </w:pict>
+          </mc:Fallback>
+        </mc:AlternateContent>
+      </w:r>
+      <w:r>
+        <w:rPr>
+          <w:rFonts w:ascii="Times New Roman" w:hAnsi="Times New Roman" w:cs="Times New Roman"/>
+        </w:rPr>
+        <w:drawing>
+          <wp:inline distT="0" distB="0" distL="0" distR="0" wp14:anchorId="644C9609" wp14:editId="25C07E56">
+            <wp:extent cx="3787300" cy="4543951"/>
+            <wp:effectExtent l="0" t="0" r="3810" b="9525"/>
+            <wp:docPr id="264362460" name="Picture 1"/>
+            <wp:cNvGraphicFramePr>
+              <a:graphicFrameLocks xmlns:a="http://schemas.openxmlformats.org/drawingml/2006/main" noChangeAspect="1"/>
+            </wp:cNvGraphicFramePr>
+            <a:graphic xmlns:a="http://schemas.openxmlformats.org/drawingml/2006/main">
+              <a:graphicData uri="http://schemas.openxmlformats.org/drawingml/2006/picture">
+                <pic:pic xmlns:pic="http://schemas.openxmlformats.org/drawingml/2006/picture">
+                  <pic:nvPicPr>
+                    <pic:cNvPr id="264362460" name=""/>
+                    <pic:cNvPicPr/>
+                  </pic:nvPicPr>
+                  <pic:blipFill>
+                    <a:blip r:embed="rId24"/>
+                    <a:stretch>
+                      <a:fillRect/>
+                    </a:stretch>
+                  </pic:blipFill>
+                  <pic:spPr>
+                    <a:xfrm>
+                      <a:off x="0" y="0"/>
+                      <a:ext cx="3790809" cy="4548160"/>
+                    </a:xfrm>
+                    <a:prstGeom prst="rect">
+                      <a:avLst/>
+                    </a:prstGeom>
+                  </pic:spPr>
+                </pic:pic>
+              </a:graphicData>
+            </a:graphic>
+          </wp:inline>
+        </w:drawing>
+      </w:r>
+    </w:p>
+    <w:p>
+      <w:pPr>
+        <w:rPr>
+          <w:rFonts w:ascii="Times New Roman" w:hAnsi="Times New Roman" w:cs="Times New Roman"/>
+        </w:rPr>
+      </w:pPr>
+      <w:r>
+        <w:rPr>
+          <w:rFonts w:ascii="Times New Roman" w:hAnsi="Times New Roman" w:cs="Times New Roman"/>
+        </w:rPr>
+        <w:t>Move components</w:t>
+      </w:r>
+    </w:p>
+    <w:p>
+      <w:pPr>
+        <w:rPr>
+          <w:rFonts w:ascii="Times New Roman" w:hAnsi="Times New Roman" w:cs="Times New Roman"/>
+        </w:rPr>
+      </w:pPr>
+    </w:p>
+    <w:p>
+      <w:pPr>
+        <w:rPr>
+          <w:rFonts w:ascii="Times New Roman" w:hAnsi="Times New Roman" w:cs="Times New Roman"/>
+        </w:rPr>
+      </w:pPr>
+    </w:p>
+    <w:p>
+      <w:pPr>
+        <w:rPr>
+          <w:rFonts w:ascii="Times New Roman" w:hAnsi="Times New Roman" w:cs="Times New Roman"/>
+        </w:rPr>
+      </w:pPr>
+    </w:p>
     <w:sectPr>
-      <w:headerReference w:type="default" r:id="rId9"/>
+      <w:headerReference w:type="default" r:id="rId25"/>
       <w:pgSz w:w="12240" w:h="15840"/>
       <w:pgMar w:top="1440" w:right="1440" w:bottom="1440" w:left="1440" w:header="720" w:footer="720" w:gutter="0"/>
       <w:cols w:space="720"/>
@@ -1434,7 +2128,174 @@
     <w:uiPriority w:val="99"/>
     <w:rsid w:val="001A0735"/>
   </w:style>
+  <w:style w:type="character" w:styleId="Hyperlink">
+    <w:name w:val="Hyperlink"/>
+    <w:basedOn w:val="DefaultParagraphFont"/>
+    <w:uiPriority w:val="99"/>
+    <w:unhideWhenUsed/>
+    <w:rsid w:val="00002386"/>
+    <w:rPr>
+      <w:color w:val="467886" w:themeColor="hyperlink"/>
+      <w:u w:val="single"/>
+    </w:rPr>
+  </w:style>
+  <w:style w:type="character" w:styleId="UnresolvedMention">
+    <w:name w:val="Unresolved Mention"/>
+    <w:basedOn w:val="DefaultParagraphFont"/>
+    <w:uiPriority w:val="99"/>
+    <w:semiHidden/>
+    <w:unhideWhenUsed/>
+    <w:rsid w:val="00002386"/>
+    <w:rPr>
+      <w:color w:val="605E5C"/>
+      <w:shd w:val="clear" w:color="auto" w:fill="E1DFDD"/>
+    </w:rPr>
+  </w:style>
 </w:styles>
+</file>
+
+<file path=word/ink/ink1.xml><?xml version="1.0" encoding="utf-8"?>
+<inkml:ink xmlns:inkml="http://www.w3.org/2003/InkML">
+  <inkml:definitions>
+    <inkml:context xml:id="ctx0">
+      <inkml:inkSource xml:id="inkSrc0">
+        <inkml:traceFormat>
+          <inkml:channel name="X" type="integer" min="-2.14748E9" max="2.14748E9" units="cm"/>
+          <inkml:channel name="Y" type="integer" min="-2.14748E9" max="2.14748E9" units="cm"/>
+          <inkml:channel name="F" type="integer" max="32767" units="dev"/>
+        </inkml:traceFormat>
+        <inkml:channelProperties>
+          <inkml:channelProperty channel="X" name="resolution" value="1000" units="1/cm"/>
+          <inkml:channelProperty channel="Y" name="resolution" value="1000" units="1/cm"/>
+          <inkml:channelProperty channel="F" name="resolution" value="0" units="1/dev"/>
+        </inkml:channelProperties>
+      </inkml:inkSource>
+      <inkml:timestamp xml:id="ts0" timeString="2026-03-15T02:48:36.020"/>
+    </inkml:context>
+    <inkml:brush xml:id="br0">
+      <inkml:brushProperty name="width" value="0.1" units="cm"/>
+      <inkml:brushProperty name="height" value="0.1" units="cm"/>
+      <inkml:brushProperty name="color" value="#FFFA00"/>
+    </inkml:brush>
+  </inkml:definitions>
+  <inkml:trace contextRef="#ctx0" brushRef="#br0">0 2396 24575,'23'-1'0,"35"-6"0,-22 2 0,595-101 0,-590 94 0,41-17 0,-12 4 0,-19 3 0,-39 16 0,-1 1 0,1 0 0,-1 0 0,25-4 0,129-5 0,-75 8 0,910-54 0,-982 60 0,22-1 0,1-1 0,-1-1 0,72-18 0,124-55 0,-87 25 0,407-165 0,-477 176 0,49-20 0,-65 36 0,0 3 0,85-17 0,-47 19 0,156-32 0,-116 22 0,201-16 0,344-40 0,-636 77 0,73-23 0,-75 16 0,1 2 0,73-11 0,-8 13 0,92-14 0,39-30 0,-232 50 0,1 0 0,-1-1 0,13-8 0,14-7 0,167-84 0,-160 78 0,109-53 0,30 9 0,-160 61 0,0-1 0,-1-2 0,29-18 0,-26 15 0,0 1 0,30-13 0,47-3 0,-65 11 0,-33 16 0,1-1 0,0 1 0,0 1 0,11-4 0,100-32 0,-72 23 0,58-14 0,-79 25 0,-10 2 0,0-1 0,1 0 0,27-11 0,-17 4-1365</inkml:trace>
+  <inkml:trace contextRef="#ctx0" brushRef="#br0" timeOffset="2301.84">7276 1 24575,'3'1'0,"-1"1"0,1 0 0,0-1 0,0 0 0,0 0 0,0 0 0,0 0 0,5 1 0,7 2 0,59 21 0,34 12 0,-53-14 0,-46-20 0,-1 1 0,-1 0 0,1 0 0,-1 1 0,13 10 0,-11-8 0,1-1 0,17 11 0,36 7 0,-41-17 0,35 19 0,-4-1 0,-36-18 0,-1 1 0,0 0 0,17 13 0,6 10 0,30 20 0,-40-34 0,-14-9 0,-1 1 0,0 0 0,0 1 0,12 12 0,-14-10 0,0-1 0,22 14 0,-27-20 0,0-1 0,0 0 0,1 0 0,-1-1 0,1 0 0,0 0 0,8 1 0,-15-4 0,0 0 0,-1 0 0,1 0 0,-1 0 0,1 0 0,-1 1 0,1-1 0,-1 0 0,1 0 0,-1 0 0,1 1 0,-1-1 0,1 0 0,-1 0 0,1 1 0,-1-1 0,0 0 0,1 1 0,-1-1 0,1 1 0,-1-1 0,0 0 0,1 1 0,-1-1 0,0 1 0,0-1 0,1 1 0,-1 0 0,0 0 0,0 0 0,-1-1 0,1 1 0,0 0 0,0-1 0,-1 1 0,1 0 0,0 0 0,-1-1 0,1 1 0,-1-1 0,1 1 0,-1 0 0,1-1 0,-2 2 0,-4 3 0,0 1 0,-13 7 0,16-11 0,-265 185 0,226-151 0,27-23 0,0-1 0,-25 16 0,-7-3 0,30-17 0,1 0 0,0 2 0,1-1 0,0 2 0,-26 24 0,18-10 0,9-8 0,-1-2 0,-1 1 0,0-2 0,-29 21 0,37-30 0,1 1 0,0 0 0,0 0 0,1 0 0,-1 1 0,-5 9 0,1-3 0,0-1-1365</inkml:trace>
+</inkml:ink>
+</file>
+
+<file path=word/ink/ink2.xml><?xml version="1.0" encoding="utf-8"?>
+<inkml:ink xmlns:inkml="http://www.w3.org/2003/InkML">
+  <inkml:definitions>
+    <inkml:context xml:id="ctx0">
+      <inkml:inkSource xml:id="inkSrc0">
+        <inkml:traceFormat>
+          <inkml:channel name="X" type="integer" min="-2.14748E9" max="2.14748E9" units="cm"/>
+          <inkml:channel name="Y" type="integer" min="-2.14748E9" max="2.14748E9" units="cm"/>
+          <inkml:channel name="F" type="integer" max="32767" units="dev"/>
+        </inkml:traceFormat>
+        <inkml:channelProperties>
+          <inkml:channelProperty channel="X" name="resolution" value="1000" units="1/cm"/>
+          <inkml:channelProperty channel="Y" name="resolution" value="1000" units="1/cm"/>
+          <inkml:channelProperty channel="F" name="resolution" value="0" units="1/dev"/>
+        </inkml:channelProperties>
+      </inkml:inkSource>
+      <inkml:timestamp xml:id="ts0" timeString="2026-03-15T02:48:32.327"/>
+    </inkml:context>
+    <inkml:brush xml:id="br0">
+      <inkml:brushProperty name="width" value="0.1" units="cm"/>
+      <inkml:brushProperty name="height" value="0.1" units="cm"/>
+      <inkml:brushProperty name="color" value="#FFFA00"/>
+    </inkml:brush>
+  </inkml:definitions>
+  <inkml:trace contextRef="#ctx0" brushRef="#br0">915 1 24575,'-8'3'0,"0"1"0,0 0 0,0 1 0,1 0 0,0 0 0,0 1 0,0-1 0,-7 9 0,-19 15 0,-120 107 0,102-86 0,-65 47 0,35-39 0,-50 37 0,89-64 0,22-17 0,-30 26 0,44-33 0,0-1 0,1 0 0,-1 1 0,1 0 0,1 0 0,-1 1 0,1 0 0,-4 10 0,-3 8 0,-18 31 0,16-34 0,-17 41 0,23-42 0,1 0 0,1 0 0,-4 37 0,6 69 0,3-97 0,-1-20 0,1 0 0,0-1 0,1 1 0,0-1 0,0 1 0,1-1 0,5 14 0,36 111 0,-36-117 0,15 35 0,5 10 0,-18-34 0,-5-14 0,0-1 0,1 0 0,1-1 0,11 21 0,-5-14 0,12 31 0,5 8 0,-12-27 0,16 45 0,11 21 0,-26-68 0,1-1 0,27 30 0,1 1 0,-35-44 0,1-1 0,1-1 0,25 22 0,52 32 0,-4-2 0,-64-47 0,29 23 0,-2 3 0,51 58 0,-90-90 0,0 1 0,1 1 0,1-2 0,0 1 0,1-2 0,23 17 0,-23-19 0,0 1 0,15 14 0,-18-13 0,2-2 0,25 18 0,-19-16 0,48 25 0,-58-33 0,0 0 0,0-1 0,0 0 0,1-1 0,18 3 0,185-3 0,-110-3 0,-78 1 0,101-3 0,-100 1 0,-1-1 0,48-13 0,24-5 0,1 0 0,-76 13 0,24-11 0,-25 10 0,31-10 0,-29 13 0,0 0 0,0-1 0,41-18 0,38-32 0,-90 49 0,0-1 0,0-1 0,-1 1 0,0-2 0,16-20 0,26-46 0,-47 65 0,0 0 0,-1 0 0,0 0 0,0 0 0,2-15 0,2-27 0,3-74 0,-9 96 0,3-21 0,1-25 0,-7 42 0,-1-68 0,0 94 0,-1 1 0,0-1 0,-1 0 0,0 0 0,0 1 0,-1 0 0,0-1 0,-8-13 0,-6-4 0,-28-32 0,18 23 0,12 14 0,-2 1 0,0 1 0,-27-25 0,12 15 0,1-2 0,-27-37 0,-16-17 0,58 68 0,-16-26 0,22 29 0,1 1 0,-2 0 0,-23-21 0,-125-107 0,41 46 0,62 53 0,23 18 0,-1 1 0,-75-37 0,77 43 0,1-2 0,-50-39 0,44 30 0,8 7 0,1-2 0,1 0 0,-45-52 0,61 62 0,-38-51 0,44 55 0,-1 0 0,1-1 0,1 0 0,-7-18 0,9 21 0,-1 0 0,1 1 0,-2-1 0,1 1 0,-1 0 0,-11-12 0,9 11 0,1-1 0,-1 0 0,-8-16 0,10 14 0,2 4 0,-1-1 0,1 1 0,-2 0 0,1 0 0,-1 0 0,0 0 0,-8-7 0,-4-4-29,14 13-138,-1 1 0,0 0 0,0 0 0,-1 0 0,1 0 0,-1 1 0,-6-4 0</inkml:trace>
+</inkml:ink>
+</file>
+
+<file path=word/ink/ink3.xml><?xml version="1.0" encoding="utf-8"?>
+<inkml:ink xmlns:inkml="http://www.w3.org/2003/InkML">
+  <inkml:definitions>
+    <inkml:context xml:id="ctx0">
+      <inkml:inkSource xml:id="inkSrc0">
+        <inkml:traceFormat>
+          <inkml:channel name="X" type="integer" min="-2.14748E9" max="2.14748E9" units="cm"/>
+          <inkml:channel name="Y" type="integer" min="-2.14748E9" max="2.14748E9" units="cm"/>
+          <inkml:channel name="F" type="integer" max="32767" units="dev"/>
+        </inkml:traceFormat>
+        <inkml:channelProperties>
+          <inkml:channelProperty channel="X" name="resolution" value="1000" units="1/cm"/>
+          <inkml:channelProperty channel="Y" name="resolution" value="1000" units="1/cm"/>
+          <inkml:channelProperty channel="F" name="resolution" value="0" units="1/dev"/>
+        </inkml:channelProperties>
+      </inkml:inkSource>
+      <inkml:timestamp xml:id="ts0" timeString="2026-03-15T03:09:06.547"/>
+    </inkml:context>
+    <inkml:brush xml:id="br0">
+      <inkml:brushProperty name="width" value="0.1" units="cm"/>
+      <inkml:brushProperty name="height" value="0.1" units="cm"/>
+      <inkml:brushProperty name="color" value="#FFFA00"/>
+    </inkml:brush>
+  </inkml:definitions>
+  <inkml:trace contextRef="#ctx0" brushRef="#br0">2650 1 24575,'-36'526'-1446,"-39"-69"1131,-32-6 341,58-264-3,-120 500 153,80-365-176,-31-12 0,93-249 84,-145 301 1368,158-340-1452,0-2 0,-2 0 0,0 0 0,-1-2 0,-1 0 0,-1-1 0,0 0 0,-25 14 0,-8 2 0,-1-3 0,-66 27 0,36-24 0,-89 24 0,113-39 0,-104 27 0,82-30 0,1-4 0,-2-4 0,-139-4 0,-28-32 0,102 13-1365</inkml:trace>
+  <inkml:trace contextRef="#ctx0" brushRef="#br0" timeOffset="2043.98">256 4342 24575,'-2'-16'0,"0"0"0,0 0 0,-2 0 0,-7-22 0,1 1 0,5 22 0,0 0 0,-1 0 0,0 1 0,-1 0 0,0 0 0,-2 0 0,1 1 0,-2 1 0,-19-23 0,8 7 0,18 23 0,1 0 0,-2 0 0,1 1 0,-1-1 0,1 1 0,-1 0 0,-8-7 0,5 7 0,1-1 0,0 0 0,1-1 0,0 1 0,-1-1 0,2 0 0,-1 0 0,1-1 0,0 1 0,0-1 0,1 0 0,-1 0 0,2 0 0,-1-1 0,1 1 0,0-1 0,1 1 0,-1-1 0,2 0 0,-1 1 0,1-1 0,0 0 0,2-11 0,-1 16 0,-1 0 0,1 0 0,0-1 0,1 1 0,-1 0 0,1 0 0,-1 0 0,1 1 0,0-1 0,0 0 0,0 1 0,0-1 0,0 1 0,5-4 0,4-3 0,1 0 0,14-7 0,0-1 0,22-18 0,-2-1 0,43-44 0,-61 54 0,35-25 0,23-21 0,-75 62 0,1 0 0,23-14 0,-21 15 0,22-18 0,-21 14 54,7-8-527,1 1 0,42-27 0</inkml:trace>
+</inkml:ink>
+</file>
+
+<file path=word/ink/ink4.xml><?xml version="1.0" encoding="utf-8"?>
+<inkml:ink xmlns:inkml="http://www.w3.org/2003/InkML">
+  <inkml:definitions>
+    <inkml:context xml:id="ctx0">
+      <inkml:inkSource xml:id="inkSrc0">
+        <inkml:traceFormat>
+          <inkml:channel name="X" type="integer" min="-2.14748E9" max="2.14748E9" units="cm"/>
+          <inkml:channel name="Y" type="integer" min="-2.14748E9" max="2.14748E9" units="cm"/>
+          <inkml:channel name="F" type="integer" max="32767" units="dev"/>
+        </inkml:traceFormat>
+        <inkml:channelProperties>
+          <inkml:channelProperty channel="X" name="resolution" value="1000" units="1/cm"/>
+          <inkml:channelProperty channel="Y" name="resolution" value="1000" units="1/cm"/>
+          <inkml:channelProperty channel="F" name="resolution" value="0" units="1/dev"/>
+        </inkml:channelProperties>
+      </inkml:inkSource>
+      <inkml:timestamp xml:id="ts0" timeString="2026-03-15T03:09:01.694"/>
+    </inkml:context>
+    <inkml:brush xml:id="br0">
+      <inkml:brushProperty name="width" value="0.1" units="cm"/>
+      <inkml:brushProperty name="height" value="0.1" units="cm"/>
+      <inkml:brushProperty name="color" value="#FFFA00"/>
+    </inkml:brush>
+  </inkml:definitions>
+  <inkml:trace contextRef="#ctx0" brushRef="#br0">1337 9 24575,'-170'-9'0,"129"9"0,1 2 0,-1 2 0,-77 17 0,92-15 0,1 2 0,1 1 0,-1 1 0,2 1 0,-1 1 0,1 1 0,-25 19 0,22-10 0,1 1 0,-38 47 0,27-28 0,-19 20 0,-116 97 0,147-140 0,-65 56 0,77-63 0,-1 1 0,1 1 0,1 0 0,-14 23 0,1 6 0,2 1 0,2 1 0,2 1 0,2 0 0,2 2 0,-9 56 0,18-66 0,2 0 0,2 0 0,6 72 0,28 112 0,-31-213 0,64 233 0,-21-90 0,3 41 0,32 281 0,-69-385 0,8 127 0,-20-74 0,5 120 0,5-199 0,2-1 0,25 75 0,-12-48 0,-17-61 0,2 0 0,1-1 0,1 0 0,1 0 0,1-1 0,2 0 0,1-2 0,19 25 0,-31-45 0,0 0 0,0 0 0,1 0 0,-1-1 0,1 0 0,0 0 0,0 0 0,0 0 0,0-1 0,0 0 0,1 0 0,-1 0 0,1 0 0,7 0 0,8 1 0,0-2 0,32-1 0,-41 0 0,33-1 0,-1-1 0,0-3 0,0-1 0,79-24 0,92-57 0,-7-18 0,-168 84 0,-29 16 0,19-10 0,-1-1 0,0-1 0,-1-2 0,35-30 0,-43 29 0,-2 0 0,-1-1 0,0-1 0,-2-1 0,0 0 0,16-38 0,53-157 0,-70 173 0,-3-1 0,9-69 0,-3-95 0,-14 172 0,11-579 0,-14 578 0,-13-252 0,0 126 0,-11-97 0,13 185 0,-27-103 0,-64-137 0,68 215 0,8 20 0,7 21 0,-41-91 0,45 119-195,1 0 0,1-1 0,2 0 0,2 0 0,1-1 0,-6-52 0</inkml:trace>
+</inkml:ink>
+</file>
+
+<file path=word/ink/ink5.xml><?xml version="1.0" encoding="utf-8"?>
+<inkml:ink xmlns:inkml="http://www.w3.org/2003/InkML">
+  <inkml:definitions>
+    <inkml:context xml:id="ctx0">
+      <inkml:inkSource xml:id="inkSrc0">
+        <inkml:traceFormat>
+          <inkml:channel name="X" type="integer" min="-2.14748E9" max="2.14748E9" units="cm"/>
+          <inkml:channel name="Y" type="integer" min="-2.14748E9" max="2.14748E9" units="cm"/>
+          <inkml:channel name="F" type="integer" max="32767" units="dev"/>
+        </inkml:traceFormat>
+        <inkml:channelProperties>
+          <inkml:channelProperty channel="X" name="resolution" value="1000" units="1/cm"/>
+          <inkml:channelProperty channel="Y" name="resolution" value="1000" units="1/cm"/>
+          <inkml:channelProperty channel="F" name="resolution" value="0" units="1/dev"/>
+        </inkml:channelProperties>
+      </inkml:inkSource>
+      <inkml:timestamp xml:id="ts0" timeString="2026-03-15T03:08:54.485"/>
+    </inkml:context>
+    <inkml:brush xml:id="br0">
+      <inkml:brushProperty name="width" value="0.1" units="cm"/>
+      <inkml:brushProperty name="height" value="0.1" units="cm"/>
+      <inkml:brushProperty name="color" value="#FFFA00"/>
+    </inkml:brush>
+  </inkml:definitions>
+  <inkml:trace contextRef="#ctx0" brushRef="#br0">1483 3982 24575,'-43'0'0,"-272"5"0,223 1 0,-127 24 0,181-22 0,1 2 0,1 2 0,-1 1 0,2 2 0,0 1 0,1 2 0,1 1 0,0 2 0,2 1 0,-35 32 0,21-12 0,1 2 0,-43 58 0,64-72 0,2 1 0,1 0 0,2 2 0,-27 65 0,21-31 0,3 0 0,-15 85 0,30-118 0,2 0 0,1 0 0,2 0 0,1 0 0,1 0 0,12 58 0,47 168 0,-39-189 0,46 108 0,-36-112 0,3-1 0,69 101 0,-70-119 0,34 68 0,16 57 0,-73-149 0,62 149 0,-51-120 0,45 101 0,-61-144 0,1-1 0,0 0 0,1 0 0,9 10 0,7 10 0,-4-3 0,2 0 0,0-1 0,37 32 0,-46-47 0,1-1 0,0 1 0,0-2 0,1 0 0,0-1 0,1 0 0,-1-1 0,1 0 0,21 4 0,10-3 0,0-1 0,1-2 0,92-5 0,-102-3 0,-1 0 0,1-3 0,67-21 0,101-50 0,-140 52 0,-24 9 0,51-28 0,-79 37 0,0 0 0,0-1 0,-1 0 0,0-1 0,-1 0 0,0 0 0,15-22 0,-17 17 0,0-1 0,-2 0 0,0 0 0,0-1 0,6-29 0,-7 26 0,6-28 0,12-95 0,-10-52 0,-8 101 0,20-314 0,-22 260 0,-17-175 0,-46-52 0,37 265 0,9 34 0,-21-93 0,24 127 0,-33-81 0,15 57 0,-4 1 0,-54-83 0,54 104 0,-52-56 0,-47-32 0,119 120-1365</inkml:trace>
+  <inkml:trace contextRef="#ctx0" brushRef="#br0" timeOffset="1776.92">1114 3929 24575,'114'-236'0,"-53"118"0,163-345 0,-165 350 0,-44 88 0,1 0 0,25-29 0,-24 36 0,1 1 0,23-17 0,-1 1 0,188-149 0,-107 89 0,7-6 0,231-136 0,-218 157 0,396-237 0,59-122-546,-510 366-1531,89-69-2084,277-163 10945,-405 273-6784,-2-3 0,54-49 0,14-11 0,59-26 0,-132 96 0,1 0 0,64-23 0,-97 42-273,0 2 0,0-1 0,1 1 0,10-1 0</inkml:trace>
+  <inkml:trace contextRef="#ctx0" brushRef="#br0" timeOffset="3127.76">4221 254 24575,'447'-119'-408,"6"38"58,-394 75 669,85 3 0,-104 2-269,0-2 0,77-15 0,-76 10-60,1 2 0,58-2 0,-99 8 10,0 0 0,1 0 0,-1 0 0,1 0 0,-1 0 0,0 0 0,1 0 0,-1 1 0,0-1 0,1 1 0,-1-1 0,0 1 0,0-1 0,1 1 0,-1 0 0,0-1 0,0 1 0,0 0 0,2 2 0,-2-2 0,-1 1 0,1 0 0,0-1 0,-1 1 0,1 0 0,-1-1 0,0 1 0,0 0 0,1-1 0,-1 1 0,0 0 0,-1 0 0,1-1 0,0 1 0,0 0 0,-1 2 0,-3 9 0,1-1 0,-2 0 0,0 0 0,-8 15 0,-31 47 0,29-49 0,-79 118 0,-9 14 0,-3 36 0,84-145 0,2 2 0,-16 58 0,32-98 111,0 0-1,-8 16 1,7-18-394,2 0 0,-1 0 0,1 0 1,0 0-1,-2 10 0</inkml:trace>
+</inkml:ink>
 </file>
 
 <file path=word/theme/theme1.xml><?xml version="1.0" encoding="utf-8"?>

--- a/Board reviews/Power Amp Stage.docx
+++ b/Board reviews/Power Amp Stage.docx
@@ -349,6 +349,7 @@
       <w:r>
         <w:rPr>
           <w:rFonts w:ascii="Times New Roman" w:hAnsi="Times New Roman" w:cs="Times New Roman"/>
+          <w:noProof/>
         </w:rPr>
         <w:drawing>
           <wp:inline distT="0" distB="0" distL="0" distR="0" wp14:anchorId="3599B279" wp14:editId="3B7CD531">
@@ -428,6 +429,7 @@
       <w:r>
         <w:rPr>
           <w:rFonts w:ascii="Times New Roman" w:hAnsi="Times New Roman" w:cs="Times New Roman"/>
+          <w:noProof/>
         </w:rPr>
         <w:drawing>
           <wp:inline distT="0" distB="0" distL="0" distR="0" wp14:anchorId="4F197A8E" wp14:editId="0044E39B">
@@ -497,199 +499,6 @@
       <w:pPr>
         <w:rPr>
           <w:rFonts w:ascii="Times New Roman" w:hAnsi="Times New Roman" w:cs="Times New Roman"/>
-          <w:b/>
-          <w:bCs/>
-          <w:color w:val="EE0000"/>
-          <w:sz w:val="32"/>
-          <w:szCs w:val="32"/>
-        </w:rPr>
-      </w:pPr>
-      <w:r>
-        <w:rPr>
-          <w:rFonts w:ascii="Times New Roman" w:hAnsi="Times New Roman" w:cs="Times New Roman"/>
-          <w:b/>
-          <w:bCs/>
-          <w:color w:val="EE0000"/>
-          <w:sz w:val="32"/>
-          <w:szCs w:val="32"/>
-        </w:rPr>
-        <w:lastRenderedPageBreak/>
-        <w:t>Change this!</w:t>
-      </w:r>
-    </w:p>
-    <w:p>
-      <w:pPr>
-        <w:rPr>
-          <w:rFonts w:ascii="Times New Roman" w:hAnsi="Times New Roman" w:cs="Times New Roman"/>
-        </w:rPr>
-      </w:pPr>
-      <w:r>
-        <w:rPr>
-          <w:rFonts w:ascii="Times New Roman" w:hAnsi="Times New Roman" w:cs="Times New Roman"/>
-        </w:rPr>
-        <w:drawing>
-          <wp:inline distT="0" distB="0" distL="0" distR="0" wp14:anchorId="59084BFC" wp14:editId="2478661C">
-            <wp:extent cx="3624146" cy="2571750"/>
-            <wp:effectExtent l="0" t="0" r="0" b="0"/>
-            <wp:docPr id="1287014834" name="Picture 1"/>
-            <wp:cNvGraphicFramePr>
-              <a:graphicFrameLocks xmlns:a="http://schemas.openxmlformats.org/drawingml/2006/main" noChangeAspect="1"/>
-            </wp:cNvGraphicFramePr>
-            <a:graphic xmlns:a="http://schemas.openxmlformats.org/drawingml/2006/main">
-              <a:graphicData uri="http://schemas.openxmlformats.org/drawingml/2006/picture">
-                <pic:pic xmlns:pic="http://schemas.openxmlformats.org/drawingml/2006/picture">
-                  <pic:nvPicPr>
-                    <pic:cNvPr id="1287014834" name=""/>
-                    <pic:cNvPicPr/>
-                  </pic:nvPicPr>
-                  <pic:blipFill>
-                    <a:blip r:embed="rId15"/>
-                    <a:stretch>
-                      <a:fillRect/>
-                    </a:stretch>
-                  </pic:blipFill>
-                  <pic:spPr>
-                    <a:xfrm>
-                      <a:off x="0" y="0"/>
-                      <a:ext cx="3628120" cy="2574570"/>
-                    </a:xfrm>
-                    <a:prstGeom prst="rect">
-                      <a:avLst/>
-                    </a:prstGeom>
-                  </pic:spPr>
-                </pic:pic>
-              </a:graphicData>
-            </a:graphic>
-          </wp:inline>
-        </w:drawing>
-      </w:r>
-    </w:p>
-    <w:p>
-      <w:pPr>
-        <w:rPr>
-          <w:rFonts w:ascii="Times New Roman" w:hAnsi="Times New Roman" w:cs="Times New Roman"/>
-        </w:rPr>
-      </w:pPr>
-      <w:r>
-        <w:rPr>
-          <w:rFonts w:ascii="Times New Roman" w:hAnsi="Times New Roman" w:cs="Times New Roman"/>
-        </w:rPr>
-        <w:t xml:space="preserve">Emitter resistors must be rated for the amount of current (power) flowing through them. 0805 resistors are not rated for this much power. If one resistor is not enough, you can parallel multiple resistors to share the current flow but make sure the equivalent resistance is equal to 4.7 ohms. </w:t>
-      </w:r>
-      <w:r>
-        <w:rPr>
-          <w:rFonts w:ascii="Times New Roman" w:hAnsi="Times New Roman" w:cs="Times New Roman"/>
-        </w:rPr>
-        <w:t>Might want to l</w:t>
-      </w:r>
-      <w:r>
-        <w:rPr>
-          <w:rFonts w:ascii="Times New Roman" w:hAnsi="Times New Roman" w:cs="Times New Roman"/>
-        </w:rPr>
-        <w:t>ook into these type of resistors:</w:t>
-      </w:r>
-      <w:r>
-        <w:rPr>
-          <w:rFonts w:ascii="Times New Roman" w:hAnsi="Times New Roman" w:cs="Times New Roman"/>
-        </w:rPr>
-        <w:br/>
-      </w:r>
-      <w:r>
-        <w:rPr>
-          <w:rFonts w:ascii="Times New Roman" w:hAnsi="Times New Roman" w:cs="Times New Roman"/>
-        </w:rPr>
-        <w:drawing>
-          <wp:inline distT="0" distB="0" distL="0" distR="0" wp14:anchorId="43B67D3F" wp14:editId="19244EBD">
-            <wp:extent cx="4267200" cy="1864165"/>
-            <wp:effectExtent l="0" t="0" r="0" b="3175"/>
-            <wp:docPr id="1974609777" name="Picture 1"/>
-            <wp:cNvGraphicFramePr>
-              <a:graphicFrameLocks xmlns:a="http://schemas.openxmlformats.org/drawingml/2006/main" noChangeAspect="1"/>
-            </wp:cNvGraphicFramePr>
-            <a:graphic xmlns:a="http://schemas.openxmlformats.org/drawingml/2006/main">
-              <a:graphicData uri="http://schemas.openxmlformats.org/drawingml/2006/picture">
-                <pic:pic xmlns:pic="http://schemas.openxmlformats.org/drawingml/2006/picture">
-                  <pic:nvPicPr>
-                    <pic:cNvPr id="1974609777" name=""/>
-                    <pic:cNvPicPr/>
-                  </pic:nvPicPr>
-                  <pic:blipFill>
-                    <a:blip r:embed="rId16"/>
-                    <a:stretch>
-                      <a:fillRect/>
-                    </a:stretch>
-                  </pic:blipFill>
-                  <pic:spPr>
-                    <a:xfrm>
-                      <a:off x="0" y="0"/>
-                      <a:ext cx="4277693" cy="1868749"/>
-                    </a:xfrm>
-                    <a:prstGeom prst="rect">
-                      <a:avLst/>
-                    </a:prstGeom>
-                  </pic:spPr>
-                </pic:pic>
-              </a:graphicData>
-            </a:graphic>
-          </wp:inline>
-        </w:drawing>
-      </w:r>
-    </w:p>
-    <w:p>
-      <w:pPr>
-        <w:rPr>
-          <w:rFonts w:ascii="Times New Roman" w:hAnsi="Times New Roman" w:cs="Times New Roman"/>
-        </w:rPr>
-      </w:pPr>
-      <w:hyperlink r:id="rId17" w:history="1">
-        <w:r>
-          <w:rPr>
-            <w:rStyle w:val="Hyperlink"/>
-            <w:rFonts w:ascii="Times New Roman" w:hAnsi="Times New Roman" w:cs="Times New Roman"/>
-          </w:rPr>
-          <w:t>https://www.digikey.com/en/products/detail/ohmite/45F700E/822514?gclsrc=aw.ds&amp;gad_source=1&amp;gad_campaignid=20232005509&amp;gbraid=0AAAAADrbLliuHNP6spSKVBbpgQ8634uKV&amp;gclid=CjwKCAjwjtTNBhB0EiwAuswYhjFWZgdJ4r9vpkrsfmZ7SnXZ2DlN_uV_YXcUEj7aXXJzm6rcLXk4XhoCIrgQAvD_BwE</w:t>
-        </w:r>
-      </w:hyperlink>
-    </w:p>
-    <w:p>
-      <w:pPr>
-        <w:rPr>
-          <w:rFonts w:ascii="Times New Roman" w:hAnsi="Times New Roman" w:cs="Times New Roman"/>
-        </w:rPr>
-      </w:pPr>
-    </w:p>
-    <w:p>
-      <w:pPr>
-        <w:rPr>
-          <w:rFonts w:ascii="Times New Roman" w:hAnsi="Times New Roman" w:cs="Times New Roman"/>
-        </w:rPr>
-      </w:pPr>
-    </w:p>
-    <w:p>
-      <w:pPr>
-        <w:rPr>
-          <w:rFonts w:ascii="Times New Roman" w:hAnsi="Times New Roman" w:cs="Times New Roman"/>
-        </w:rPr>
-      </w:pPr>
-    </w:p>
-    <w:p>
-      <w:pPr>
-        <w:rPr>
-          <w:rFonts w:ascii="Times New Roman" w:hAnsi="Times New Roman" w:cs="Times New Roman"/>
-        </w:rPr>
-      </w:pPr>
-    </w:p>
-    <w:p>
-      <w:pPr>
-        <w:rPr>
-          <w:rFonts w:ascii="Times New Roman" w:hAnsi="Times New Roman" w:cs="Times New Roman"/>
-        </w:rPr>
-      </w:pPr>
-    </w:p>
-    <w:p>
-      <w:pPr>
-        <w:rPr>
-          <w:rFonts w:ascii="Times New Roman" w:hAnsi="Times New Roman" w:cs="Times New Roman"/>
         </w:rPr>
       </w:pPr>
       <w:r>
@@ -716,7 +525,7 @@
                 <wp:cNvGraphicFramePr/>
                 <a:graphic xmlns:a="http://schemas.openxmlformats.org/drawingml/2006/main">
                   <a:graphicData uri="http://schemas.microsoft.com/office/word/2010/wordprocessingInk">
-                    <w14:contentPart bwMode="auto" r:id="rId18">
+                    <w14:contentPart bwMode="auto" r:id="rId15">
                       <w14:nvContentPartPr>
                         <w14:cNvContentPartPr/>
                       </w14:nvContentPartPr>
@@ -834,6 +643,7 @@
       <w:r>
         <w:rPr>
           <w:rFonts w:ascii="Times New Roman" w:hAnsi="Times New Roman" w:cs="Times New Roman"/>
+          <w:noProof/>
         </w:rPr>
         <w:drawing>
           <wp:inline distT="0" distB="0" distL="0" distR="0" wp14:anchorId="644C9609" wp14:editId="25C07E56">
